--- a/1 số lưu ý về backup TVC.docx
+++ b/1 số lưu ý về backup TVC.docx
@@ -5,13 +5,416 @@
     <w:p>
       <w:pPr>
         <w:rPr>
-          <w:lang w:val="en-US"/>
-        </w:rPr>
-      </w:pPr>
-      <w:r>
-        <w:rPr>
-          <w:lang w:val="en-US"/>
-        </w:rPr>
+          <w:b/>
+          <w:bCs/>
+        </w:rPr>
+      </w:pPr>
+      <w:r>
+        <w:rPr>
+          <w:b/>
+          <w:bCs/>
+        </w:rPr>
+        <w:t>Bước 1: Chuẩn bị Node.js portable (làm trên máy có internet)</w:t>
+      </w:r>
+    </w:p>
+    <w:p>
+      <w:pPr>
+        <w:numPr>
+          <w:ilvl w:val="0"/>
+          <w:numId w:val="3"/>
+        </w:numPr>
+      </w:pPr>
+      <w:r>
+        <w:t xml:space="preserve">Tải file Node.js: node-v18.20.4-win-x64.zip (khoảng 30MB) </w:t>
+      </w:r>
+    </w:p>
+    <w:p>
+      <w:pPr>
+        <w:numPr>
+          <w:ilvl w:val="1"/>
+          <w:numId w:val="3"/>
+        </w:numPr>
+      </w:pPr>
+      <w:r>
+        <w:t>Link: https://nodejs.org/dist/v18.20.4/node-v18.20.4-win-x64.zip</w:t>
+      </w:r>
+    </w:p>
+    <w:p>
+      <w:pPr>
+        <w:numPr>
+          <w:ilvl w:val="0"/>
+          <w:numId w:val="3"/>
+        </w:numPr>
+      </w:pPr>
+      <w:r>
+        <w:t>Copy file zip này vào USB/ổ cứng mang sang server offline</w:t>
+      </w:r>
+    </w:p>
+    <w:p>
+      <w:pPr>
+        <w:numPr>
+          <w:ilvl w:val="0"/>
+          <w:numId w:val="3"/>
+        </w:numPr>
+      </w:pPr>
+      <w:r>
+        <w:t>Giải nén vào thư mục: QLQN_Installer\node-portable\</w:t>
+      </w:r>
+    </w:p>
+    <w:p>
+      <w:pPr>
+        <w:numPr>
+          <w:ilvl w:val="0"/>
+          <w:numId w:val="3"/>
+        </w:numPr>
+      </w:pPr>
+      <w:r>
+        <w:t>Kiểm tra đảm bảo có file: node-portable\node.exe</w:t>
+      </w:r>
+    </w:p>
+    <w:p>
+      <w:pPr>
+        <w:rPr>
+          <w:b/>
+          <w:bCs/>
+        </w:rPr>
+      </w:pPr>
+      <w:r>
+        <w:rPr>
+          <w:b/>
+          <w:bCs/>
+        </w:rPr>
+        <w:t>Bước 2: Chuẩn bị SQL Server (trên server offline)</w:t>
+      </w:r>
+    </w:p>
+    <w:p>
+      <w:pPr>
+        <w:numPr>
+          <w:ilvl w:val="0"/>
+          <w:numId w:val="4"/>
+        </w:numPr>
+      </w:pPr>
+      <w:r>
+        <w:t xml:space="preserve">Mở </w:t>
+      </w:r>
+      <w:r>
+        <w:rPr>
+          <w:b/>
+          <w:bCs/>
+        </w:rPr>
+        <w:t>SQL Server Management Studio (SSMS)</w:t>
+      </w:r>
+    </w:p>
+    <w:p>
+      <w:pPr>
+        <w:numPr>
+          <w:ilvl w:val="0"/>
+          <w:numId w:val="4"/>
+        </w:numPr>
+      </w:pPr>
+      <w:r>
+        <w:t xml:space="preserve">Vào </w:t>
+      </w:r>
+      <w:r>
+        <w:rPr>
+          <w:b/>
+          <w:bCs/>
+        </w:rPr>
+        <w:t>Security &gt; Logins</w:t>
+      </w:r>
+      <w:r>
+        <w:t xml:space="preserve">, tạo login mới: </w:t>
+      </w:r>
+    </w:p>
+    <w:p>
+      <w:pPr>
+        <w:numPr>
+          <w:ilvl w:val="1"/>
+          <w:numId w:val="4"/>
+        </w:numPr>
+      </w:pPr>
+      <w:r>
+        <w:t>Tên: quanluc</w:t>
+      </w:r>
+    </w:p>
+    <w:p>
+      <w:pPr>
+        <w:numPr>
+          <w:ilvl w:val="1"/>
+          <w:numId w:val="4"/>
+        </w:numPr>
+      </w:pPr>
+      <w:r>
+        <w:t>Mật khẩu: chọn mật khẩu mạnh (ví dụ: QuanLuc@2026!)</w:t>
+      </w:r>
+    </w:p>
+    <w:p>
+      <w:pPr>
+        <w:numPr>
+          <w:ilvl w:val="1"/>
+          <w:numId w:val="4"/>
+        </w:numPr>
+      </w:pPr>
+      <w:r>
+        <w:t xml:space="preserve">Server roles: tích </w:t>
+      </w:r>
+      <w:r>
+        <w:rPr>
+          <w:b/>
+          <w:bCs/>
+        </w:rPr>
+        <w:t>sysadmin</w:t>
+      </w:r>
+    </w:p>
+    <w:p>
+      <w:pPr>
+        <w:numPr>
+          <w:ilvl w:val="0"/>
+          <w:numId w:val="4"/>
+        </w:numPr>
+      </w:pPr>
+      <w:r>
+        <w:t xml:space="preserve">Vào </w:t>
+      </w:r>
+      <w:r>
+        <w:rPr>
+          <w:b/>
+          <w:bCs/>
+        </w:rPr>
+        <w:t>Server Properties &gt; Security</w:t>
+      </w:r>
+      <w:r>
+        <w:t xml:space="preserve">, chọn </w:t>
+      </w:r>
+      <w:r>
+        <w:rPr>
+          <w:b/>
+          <w:bCs/>
+        </w:rPr>
+        <w:t>"SQL Server and Windows Authentication Mode"</w:t>
+      </w:r>
+    </w:p>
+    <w:p>
+      <w:pPr>
+        <w:numPr>
+          <w:ilvl w:val="0"/>
+          <w:numId w:val="4"/>
+        </w:numPr>
+      </w:pPr>
+      <w:r>
+        <w:t>Khởi động lại SQL Server Service (services.msc &gt; SQL Server &gt; Restart)</w:t>
+      </w:r>
+    </w:p>
+    <w:p>
+      <w:pPr>
+        <w:rPr>
+          <w:b/>
+          <w:bCs/>
+        </w:rPr>
+      </w:pPr>
+      <w:r>
+        <w:rPr>
+          <w:b/>
+          <w:bCs/>
+        </w:rPr>
+        <w:t>Bước 3: Cấu hình file .env</w:t>
+      </w:r>
+    </w:p>
+    <w:p>
+      <w:r>
+        <w:t>Mở file .env trong thư mục QLQN_Installer và sửa:</w:t>
+      </w:r>
+    </w:p>
+    <w:p>
+      <w:r>
+        <w:t>text</w:t>
+      </w:r>
+    </w:p>
+    <w:p>
+      <w:r>
+        <w:t>DB_SERVER=localhost ← IP hoặc tên SQL Server DB_NAME=QlyQuanLuc DB_USER=quanluc DB_PASSWORD=QuanLuc@2026! ← Mật khẩu bạn vừa tạo ở Bước 2 PORT=80</w:t>
+      </w:r>
+    </w:p>
+    <w:p>
+      <w:pPr>
+        <w:rPr>
+          <w:b/>
+          <w:bCs/>
+        </w:rPr>
+      </w:pPr>
+      <w:r>
+        <w:rPr>
+          <w:b/>
+          <w:bCs/>
+        </w:rPr>
+        <w:t>Bước 4: Cài đặt và chạy</w:t>
+      </w:r>
+    </w:p>
+    <w:p>
+      <w:pPr>
+        <w:numPr>
+          <w:ilvl w:val="0"/>
+          <w:numId w:val="5"/>
+        </w:numPr>
+      </w:pPr>
+      <w:r>
+        <w:t>Copy toàn bộ thư mục QLQN_Installer vào server (ví dụ: C:\QLQN_Installer)</w:t>
+      </w:r>
+    </w:p>
+    <w:p>
+      <w:pPr>
+        <w:numPr>
+          <w:ilvl w:val="0"/>
+          <w:numId w:val="5"/>
+        </w:numPr>
+      </w:pPr>
+      <w:r>
+        <w:t xml:space="preserve">Chuột phải vào </w:t>
+      </w:r>
+      <w:r>
+        <w:rPr>
+          <w:b/>
+          <w:bCs/>
+        </w:rPr>
+        <w:t>install.bat</w:t>
+      </w:r>
+      <w:r>
+        <w:t xml:space="preserve"> → </w:t>
+      </w:r>
+      <w:r>
+        <w:rPr>
+          <w:b/>
+          <w:bCs/>
+        </w:rPr>
+        <w:t>Run as administrator</w:t>
+      </w:r>
+    </w:p>
+    <w:p>
+      <w:pPr>
+        <w:numPr>
+          <w:ilvl w:val="0"/>
+          <w:numId w:val="5"/>
+        </w:numPr>
+      </w:pPr>
+      <w:r>
+        <w:t>Đợi script chạy xong (tự động tạo database, bảng, stored procedures, Windows Service)</w:t>
+      </w:r>
+    </w:p>
+    <w:p>
+      <w:pPr>
+        <w:numPr>
+          <w:ilvl w:val="0"/>
+          <w:numId w:val="5"/>
+        </w:numPr>
+      </w:pPr>
+      <w:r>
+        <w:t xml:space="preserve">Khi thấy "CAI DAT HOAN TAT!" → mở trình duyệt truy cập: </w:t>
+      </w:r>
+      <w:hyperlink r:id="rId5" w:tgtFrame="_blank" w:history="1">
+        <w:r>
+          <w:rPr>
+            <w:rStyle w:val="Hyperlink"/>
+            <w:b/>
+            <w:bCs/>
+          </w:rPr>
+          <w:t>http://localhost</w:t>
+        </w:r>
+      </w:hyperlink>
+    </w:p>
+    <w:p>
+      <w:pPr>
+        <w:numPr>
+          <w:ilvl w:val="0"/>
+          <w:numId w:val="5"/>
+        </w:numPr>
+      </w:pPr>
+      <w:r>
+        <w:t xml:space="preserve">Đăng nhập: </w:t>
+      </w:r>
+      <w:r>
+        <w:rPr>
+          <w:b/>
+          <w:bCs/>
+        </w:rPr>
+        <w:t>admin</w:t>
+      </w:r>
+      <w:r>
+        <w:t xml:space="preserve"> / </w:t>
+      </w:r>
+      <w:r>
+        <w:rPr>
+          <w:b/>
+          <w:bCs/>
+        </w:rPr>
+        <w:t>123456</w:t>
+      </w:r>
+    </w:p>
+    <w:p>
+      <w:r>
+        <w:pict w14:anchorId="2927F48C">
+          <v:rect id="_x0000_i1031" style="width:0;height:1.5pt" o:hralign="center" o:hrstd="t" o:hr="t" fillcolor="#a0a0a0" stroked="f"/>
+        </w:pict>
+      </w:r>
+    </w:p>
+    <w:p>
+      <w:r>
+        <w:rPr>
+          <w:b/>
+          <w:bCs/>
+        </w:rPr>
+        <w:t>Lưu ý quan trọng:</w:t>
+      </w:r>
+    </w:p>
+    <w:p>
+      <w:pPr>
+        <w:numPr>
+          <w:ilvl w:val="0"/>
+          <w:numId w:val="6"/>
+        </w:numPr>
+      </w:pPr>
+      <w:r>
+        <w:t>Đổi mật khẩu admin ngay sau khi đăng nhập lần đầu</w:t>
+      </w:r>
+    </w:p>
+    <w:p>
+      <w:pPr>
+        <w:numPr>
+          <w:ilvl w:val="0"/>
+          <w:numId w:val="6"/>
+        </w:numPr>
+      </w:pPr>
+      <w:r>
+        <w:t xml:space="preserve">Sau khi install.bat chạy xong, Windows Service sẽ </w:t>
+      </w:r>
+      <w:r>
+        <w:rPr>
+          <w:b/>
+          <w:bCs/>
+        </w:rPr>
+        <w:t>tự động khởi động</w:t>
+      </w:r>
+      <w:r>
+        <w:t xml:space="preserve"> mỗi khi máy bật lại, không cần chạy start.bat thủ công</w:t>
+      </w:r>
+    </w:p>
+    <w:p>
+      <w:pPr>
+        <w:numPr>
+          <w:ilvl w:val="0"/>
+          <w:numId w:val="6"/>
+        </w:numPr>
+      </w:pPr>
+      <w:r>
+        <w:lastRenderedPageBreak/>
+        <w:t>Các máy khác trong mạng nội bộ truy cập bằng: http://&lt;IP_SERVER&gt; (ví dụ: http://192.168.1.100)</w:t>
+      </w:r>
+    </w:p>
+    <w:p/>
+    <w:p/>
+    <w:p/>
+    <w:p/>
+    <w:p>
+      <w:r>
         <w:t xml:space="preserve"> </w:t>
       </w:r>
     </w:p>
@@ -456,6 +859,7 @@
         <w:rPr>
           <w:lang w:val="en-US"/>
         </w:rPr>
+        <w:lastRenderedPageBreak/>
         <w:t>C:\Program Files\Microsoft SQL Server\Client SDK\ODBC\...\sqlcmd.exe</w:t>
       </w:r>
     </w:p>
@@ -738,6 +1142,119 @@
 <file path=word/numbering.xml><?xml version="1.0" encoding="utf-8"?>
 <w:numbering xmlns:wpc="http://schemas.microsoft.com/office/word/2010/wordprocessingCanvas" xmlns:cx="http://schemas.microsoft.com/office/drawing/2014/chartex" xmlns:cx1="http://schemas.microsoft.com/office/drawing/2015/9/8/chartex" xmlns:cx2="http://schemas.microsoft.com/office/drawing/2015/10/21/chartex" xmlns:cx3="http://schemas.microsoft.com/office/drawing/2016/5/9/chartex" xmlns:cx4="http://schemas.microsoft.com/office/drawing/2016/5/10/chartex" xmlns:cx5="http://schemas.microsoft.com/office/drawing/2016/5/11/chartex" xmlns:cx6="http://schemas.microsoft.com/office/drawing/2016/5/12/chartex" xmlns:cx7="http://schemas.microsoft.com/office/drawing/2016/5/13/chartex" xmlns:cx8="http://schemas.microsoft.com/office/drawing/2016/5/14/chartex" xmlns:mc="http://schemas.openxmlformats.org/markup-compatibility/2006" xmlns:aink="http://schemas.microsoft.com/office/drawing/2016/ink" xmlns:am3d="http://schemas.microsoft.com/office/drawing/2017/model3d" xmlns:o="urn:schemas-microsoft-com:office:office" xmlns:oel="http://schemas.microsoft.com/office/2019/extlst" xmlns:r="http://schemas.openxmlformats.org/officeDocument/2006/relationships" xmlns:m="http://schemas.openxmlformats.org/officeDocument/2006/math" xmlns:v="urn:schemas-microsoft-com:vml" xmlns:wp14="http://schemas.microsoft.com/office/word/2010/wordprocessingDrawing" xmlns:wp="http://schemas.openxmlformats.org/drawingml/2006/wordprocessingDrawing" xmlns:w10="urn:schemas-microsoft-com:office:word" xmlns:w="http://schemas.openxmlformats.org/wordprocessingml/2006/main" xmlns:w14="http://schemas.microsoft.com/office/word/2010/wordml" xmlns:w15="http://schemas.microsoft.com/office/word/2012/wordml" xmlns:w16cex="http://schemas.microsoft.com/office/word/2018/wordml/cex" xmlns:w16cid="http://schemas.microsoft.com/office/word/2016/wordml/cid" xmlns:w16="http://schemas.microsoft.com/office/word/2018/wordml" xmlns:w16du="http://schemas.microsoft.com/office/word/2023/wordml/word16du" xmlns:w16sdtdh="http://schemas.microsoft.com/office/word/2020/wordml/sdtdatahash" xmlns:w16sdtfl="http://schemas.microsoft.com/office/word/2024/wordml/sdtformatlock" xmlns:w16se="http://schemas.microsoft.com/office/word/2015/wordml/symex" xmlns:wpg="http://schemas.microsoft.com/office/word/2010/wordprocessingGroup" xmlns:wpi="http://schemas.microsoft.com/office/word/2010/wordprocessingInk" xmlns:wne="http://schemas.microsoft.com/office/word/2006/wordml" xmlns:wps="http://schemas.microsoft.com/office/word/2010/wordprocessingShape" mc:Ignorable="w14 w15 w16se w16cid w16 w16cex w16sdtdh w16sdtfl w16du wp14">
   <w:abstractNum w:abstractNumId="0" w15:restartNumberingAfterBreak="0">
+    <w:nsid w:val="3B2700AA"/>
+    <w:multiLevelType w:val="multilevel"/>
+    <w:tmpl w:val="71C278AC"/>
+    <w:lvl w:ilvl="0">
+      <w:start w:val="1"/>
+      <w:numFmt w:val="decimal"/>
+      <w:lvlText w:val="%1."/>
+      <w:lvlJc w:val="left"/>
+      <w:pPr>
+        <w:tabs>
+          <w:tab w:val="num" w:pos="720"/>
+        </w:tabs>
+        <w:ind w:left="720" w:hanging="360"/>
+      </w:pPr>
+    </w:lvl>
+    <w:lvl w:ilvl="1" w:tentative="1">
+      <w:start w:val="1"/>
+      <w:numFmt w:val="decimal"/>
+      <w:lvlText w:val="%2."/>
+      <w:lvlJc w:val="left"/>
+      <w:pPr>
+        <w:tabs>
+          <w:tab w:val="num" w:pos="1440"/>
+        </w:tabs>
+        <w:ind w:left="1440" w:hanging="360"/>
+      </w:pPr>
+    </w:lvl>
+    <w:lvl w:ilvl="2" w:tentative="1">
+      <w:start w:val="1"/>
+      <w:numFmt w:val="decimal"/>
+      <w:lvlText w:val="%3."/>
+      <w:lvlJc w:val="left"/>
+      <w:pPr>
+        <w:tabs>
+          <w:tab w:val="num" w:pos="2160"/>
+        </w:tabs>
+        <w:ind w:left="2160" w:hanging="360"/>
+      </w:pPr>
+    </w:lvl>
+    <w:lvl w:ilvl="3" w:tentative="1">
+      <w:start w:val="1"/>
+      <w:numFmt w:val="decimal"/>
+      <w:lvlText w:val="%4."/>
+      <w:lvlJc w:val="left"/>
+      <w:pPr>
+        <w:tabs>
+          <w:tab w:val="num" w:pos="2880"/>
+        </w:tabs>
+        <w:ind w:left="2880" w:hanging="360"/>
+      </w:pPr>
+    </w:lvl>
+    <w:lvl w:ilvl="4" w:tentative="1">
+      <w:start w:val="1"/>
+      <w:numFmt w:val="decimal"/>
+      <w:lvlText w:val="%5."/>
+      <w:lvlJc w:val="left"/>
+      <w:pPr>
+        <w:tabs>
+          <w:tab w:val="num" w:pos="3600"/>
+        </w:tabs>
+        <w:ind w:left="3600" w:hanging="360"/>
+      </w:pPr>
+    </w:lvl>
+    <w:lvl w:ilvl="5" w:tentative="1">
+      <w:start w:val="1"/>
+      <w:numFmt w:val="decimal"/>
+      <w:lvlText w:val="%6."/>
+      <w:lvlJc w:val="left"/>
+      <w:pPr>
+        <w:tabs>
+          <w:tab w:val="num" w:pos="4320"/>
+        </w:tabs>
+        <w:ind w:left="4320" w:hanging="360"/>
+      </w:pPr>
+    </w:lvl>
+    <w:lvl w:ilvl="6" w:tentative="1">
+      <w:start w:val="1"/>
+      <w:numFmt w:val="decimal"/>
+      <w:lvlText w:val="%7."/>
+      <w:lvlJc w:val="left"/>
+      <w:pPr>
+        <w:tabs>
+          <w:tab w:val="num" w:pos="5040"/>
+        </w:tabs>
+        <w:ind w:left="5040" w:hanging="360"/>
+      </w:pPr>
+    </w:lvl>
+    <w:lvl w:ilvl="7" w:tentative="1">
+      <w:start w:val="1"/>
+      <w:numFmt w:val="decimal"/>
+      <w:lvlText w:val="%8."/>
+      <w:lvlJc w:val="left"/>
+      <w:pPr>
+        <w:tabs>
+          <w:tab w:val="num" w:pos="5760"/>
+        </w:tabs>
+        <w:ind w:left="5760" w:hanging="360"/>
+      </w:pPr>
+    </w:lvl>
+    <w:lvl w:ilvl="8" w:tentative="1">
+      <w:start w:val="1"/>
+      <w:numFmt w:val="decimal"/>
+      <w:lvlText w:val="%9."/>
+      <w:lvlJc w:val="left"/>
+      <w:pPr>
+        <w:tabs>
+          <w:tab w:val="num" w:pos="6480"/>
+        </w:tabs>
+        <w:ind w:left="6480" w:hanging="360"/>
+      </w:pPr>
+    </w:lvl>
+  </w:abstractNum>
+  <w:abstractNum w:abstractNumId="1" w15:restartNumberingAfterBreak="0">
     <w:nsid w:val="3F7366E5"/>
     <w:multiLevelType w:val="hybridMultilevel"/>
     <w:tmpl w:val="36E8C6A0"/>
@@ -849,7 +1366,124 @@
       </w:rPr>
     </w:lvl>
   </w:abstractNum>
-  <w:abstractNum w:abstractNumId="1" w15:restartNumberingAfterBreak="0">
+  <w:abstractNum w:abstractNumId="2" w15:restartNumberingAfterBreak="0">
+    <w:nsid w:val="4F215B14"/>
+    <w:multiLevelType w:val="multilevel"/>
+    <w:tmpl w:val="AB6CC972"/>
+    <w:lvl w:ilvl="0">
+      <w:start w:val="1"/>
+      <w:numFmt w:val="decimal"/>
+      <w:lvlText w:val="%1."/>
+      <w:lvlJc w:val="left"/>
+      <w:pPr>
+        <w:tabs>
+          <w:tab w:val="num" w:pos="720"/>
+        </w:tabs>
+        <w:ind w:left="720" w:hanging="360"/>
+      </w:pPr>
+    </w:lvl>
+    <w:lvl w:ilvl="1">
+      <w:start w:val="1"/>
+      <w:numFmt w:val="bullet"/>
+      <w:lvlText w:val="o"/>
+      <w:lvlJc w:val="left"/>
+      <w:pPr>
+        <w:tabs>
+          <w:tab w:val="num" w:pos="1440"/>
+        </w:tabs>
+        <w:ind w:left="1440" w:hanging="360"/>
+      </w:pPr>
+      <w:rPr>
+        <w:rFonts w:ascii="Courier New" w:hAnsi="Courier New" w:hint="default"/>
+        <w:sz w:val="20"/>
+      </w:rPr>
+    </w:lvl>
+    <w:lvl w:ilvl="2" w:tentative="1">
+      <w:start w:val="1"/>
+      <w:numFmt w:val="decimal"/>
+      <w:lvlText w:val="%3."/>
+      <w:lvlJc w:val="left"/>
+      <w:pPr>
+        <w:tabs>
+          <w:tab w:val="num" w:pos="2160"/>
+        </w:tabs>
+        <w:ind w:left="2160" w:hanging="360"/>
+      </w:pPr>
+    </w:lvl>
+    <w:lvl w:ilvl="3" w:tentative="1">
+      <w:start w:val="1"/>
+      <w:numFmt w:val="decimal"/>
+      <w:lvlText w:val="%4."/>
+      <w:lvlJc w:val="left"/>
+      <w:pPr>
+        <w:tabs>
+          <w:tab w:val="num" w:pos="2880"/>
+        </w:tabs>
+        <w:ind w:left="2880" w:hanging="360"/>
+      </w:pPr>
+    </w:lvl>
+    <w:lvl w:ilvl="4" w:tentative="1">
+      <w:start w:val="1"/>
+      <w:numFmt w:val="decimal"/>
+      <w:lvlText w:val="%5."/>
+      <w:lvlJc w:val="left"/>
+      <w:pPr>
+        <w:tabs>
+          <w:tab w:val="num" w:pos="3600"/>
+        </w:tabs>
+        <w:ind w:left="3600" w:hanging="360"/>
+      </w:pPr>
+    </w:lvl>
+    <w:lvl w:ilvl="5" w:tentative="1">
+      <w:start w:val="1"/>
+      <w:numFmt w:val="decimal"/>
+      <w:lvlText w:val="%6."/>
+      <w:lvlJc w:val="left"/>
+      <w:pPr>
+        <w:tabs>
+          <w:tab w:val="num" w:pos="4320"/>
+        </w:tabs>
+        <w:ind w:left="4320" w:hanging="360"/>
+      </w:pPr>
+    </w:lvl>
+    <w:lvl w:ilvl="6" w:tentative="1">
+      <w:start w:val="1"/>
+      <w:numFmt w:val="decimal"/>
+      <w:lvlText w:val="%7."/>
+      <w:lvlJc w:val="left"/>
+      <w:pPr>
+        <w:tabs>
+          <w:tab w:val="num" w:pos="5040"/>
+        </w:tabs>
+        <w:ind w:left="5040" w:hanging="360"/>
+      </w:pPr>
+    </w:lvl>
+    <w:lvl w:ilvl="7" w:tentative="1">
+      <w:start w:val="1"/>
+      <w:numFmt w:val="decimal"/>
+      <w:lvlText w:val="%8."/>
+      <w:lvlJc w:val="left"/>
+      <w:pPr>
+        <w:tabs>
+          <w:tab w:val="num" w:pos="5760"/>
+        </w:tabs>
+        <w:ind w:left="5760" w:hanging="360"/>
+      </w:pPr>
+    </w:lvl>
+    <w:lvl w:ilvl="8" w:tentative="1">
+      <w:start w:val="1"/>
+      <w:numFmt w:val="decimal"/>
+      <w:lvlText w:val="%9."/>
+      <w:lvlJc w:val="left"/>
+      <w:pPr>
+        <w:tabs>
+          <w:tab w:val="num" w:pos="6480"/>
+        </w:tabs>
+        <w:ind w:left="6480" w:hanging="360"/>
+      </w:pPr>
+    </w:lvl>
+  </w:abstractNum>
+  <w:abstractNum w:abstractNumId="3" w15:restartNumberingAfterBreak="0">
     <w:nsid w:val="5EF23DB4"/>
     <w:multiLevelType w:val="hybridMultilevel"/>
     <w:tmpl w:val="3724B820"/>
@@ -961,11 +1595,289 @@
       </w:rPr>
     </w:lvl>
   </w:abstractNum>
+  <w:abstractNum w:abstractNumId="4" w15:restartNumberingAfterBreak="0">
+    <w:nsid w:val="684748F0"/>
+    <w:multiLevelType w:val="multilevel"/>
+    <w:tmpl w:val="DB5CF4C0"/>
+    <w:lvl w:ilvl="0">
+      <w:start w:val="1"/>
+      <w:numFmt w:val="bullet"/>
+      <w:lvlText w:val=""/>
+      <w:lvlJc w:val="left"/>
+      <w:pPr>
+        <w:tabs>
+          <w:tab w:val="num" w:pos="720"/>
+        </w:tabs>
+        <w:ind w:left="720" w:hanging="360"/>
+      </w:pPr>
+      <w:rPr>
+        <w:rFonts w:ascii="Symbol" w:hAnsi="Symbol" w:hint="default"/>
+        <w:sz w:val="20"/>
+      </w:rPr>
+    </w:lvl>
+    <w:lvl w:ilvl="1" w:tentative="1">
+      <w:start w:val="1"/>
+      <w:numFmt w:val="bullet"/>
+      <w:lvlText w:val="o"/>
+      <w:lvlJc w:val="left"/>
+      <w:pPr>
+        <w:tabs>
+          <w:tab w:val="num" w:pos="1440"/>
+        </w:tabs>
+        <w:ind w:left="1440" w:hanging="360"/>
+      </w:pPr>
+      <w:rPr>
+        <w:rFonts w:ascii="Courier New" w:hAnsi="Courier New" w:hint="default"/>
+        <w:sz w:val="20"/>
+      </w:rPr>
+    </w:lvl>
+    <w:lvl w:ilvl="2" w:tentative="1">
+      <w:start w:val="1"/>
+      <w:numFmt w:val="bullet"/>
+      <w:lvlText w:val=""/>
+      <w:lvlJc w:val="left"/>
+      <w:pPr>
+        <w:tabs>
+          <w:tab w:val="num" w:pos="2160"/>
+        </w:tabs>
+        <w:ind w:left="2160" w:hanging="360"/>
+      </w:pPr>
+      <w:rPr>
+        <w:rFonts w:ascii="Wingdings" w:hAnsi="Wingdings" w:hint="default"/>
+        <w:sz w:val="20"/>
+      </w:rPr>
+    </w:lvl>
+    <w:lvl w:ilvl="3" w:tentative="1">
+      <w:start w:val="1"/>
+      <w:numFmt w:val="bullet"/>
+      <w:lvlText w:val=""/>
+      <w:lvlJc w:val="left"/>
+      <w:pPr>
+        <w:tabs>
+          <w:tab w:val="num" w:pos="2880"/>
+        </w:tabs>
+        <w:ind w:left="2880" w:hanging="360"/>
+      </w:pPr>
+      <w:rPr>
+        <w:rFonts w:ascii="Wingdings" w:hAnsi="Wingdings" w:hint="default"/>
+        <w:sz w:val="20"/>
+      </w:rPr>
+    </w:lvl>
+    <w:lvl w:ilvl="4" w:tentative="1">
+      <w:start w:val="1"/>
+      <w:numFmt w:val="bullet"/>
+      <w:lvlText w:val=""/>
+      <w:lvlJc w:val="left"/>
+      <w:pPr>
+        <w:tabs>
+          <w:tab w:val="num" w:pos="3600"/>
+        </w:tabs>
+        <w:ind w:left="3600" w:hanging="360"/>
+      </w:pPr>
+      <w:rPr>
+        <w:rFonts w:ascii="Wingdings" w:hAnsi="Wingdings" w:hint="default"/>
+        <w:sz w:val="20"/>
+      </w:rPr>
+    </w:lvl>
+    <w:lvl w:ilvl="5" w:tentative="1">
+      <w:start w:val="1"/>
+      <w:numFmt w:val="bullet"/>
+      <w:lvlText w:val=""/>
+      <w:lvlJc w:val="left"/>
+      <w:pPr>
+        <w:tabs>
+          <w:tab w:val="num" w:pos="4320"/>
+        </w:tabs>
+        <w:ind w:left="4320" w:hanging="360"/>
+      </w:pPr>
+      <w:rPr>
+        <w:rFonts w:ascii="Wingdings" w:hAnsi="Wingdings" w:hint="default"/>
+        <w:sz w:val="20"/>
+      </w:rPr>
+    </w:lvl>
+    <w:lvl w:ilvl="6" w:tentative="1">
+      <w:start w:val="1"/>
+      <w:numFmt w:val="bullet"/>
+      <w:lvlText w:val=""/>
+      <w:lvlJc w:val="left"/>
+      <w:pPr>
+        <w:tabs>
+          <w:tab w:val="num" w:pos="5040"/>
+        </w:tabs>
+        <w:ind w:left="5040" w:hanging="360"/>
+      </w:pPr>
+      <w:rPr>
+        <w:rFonts w:ascii="Wingdings" w:hAnsi="Wingdings" w:hint="default"/>
+        <w:sz w:val="20"/>
+      </w:rPr>
+    </w:lvl>
+    <w:lvl w:ilvl="7" w:tentative="1">
+      <w:start w:val="1"/>
+      <w:numFmt w:val="bullet"/>
+      <w:lvlText w:val=""/>
+      <w:lvlJc w:val="left"/>
+      <w:pPr>
+        <w:tabs>
+          <w:tab w:val="num" w:pos="5760"/>
+        </w:tabs>
+        <w:ind w:left="5760" w:hanging="360"/>
+      </w:pPr>
+      <w:rPr>
+        <w:rFonts w:ascii="Wingdings" w:hAnsi="Wingdings" w:hint="default"/>
+        <w:sz w:val="20"/>
+      </w:rPr>
+    </w:lvl>
+    <w:lvl w:ilvl="8" w:tentative="1">
+      <w:start w:val="1"/>
+      <w:numFmt w:val="bullet"/>
+      <w:lvlText w:val=""/>
+      <w:lvlJc w:val="left"/>
+      <w:pPr>
+        <w:tabs>
+          <w:tab w:val="num" w:pos="6480"/>
+        </w:tabs>
+        <w:ind w:left="6480" w:hanging="360"/>
+      </w:pPr>
+      <w:rPr>
+        <w:rFonts w:ascii="Wingdings" w:hAnsi="Wingdings" w:hint="default"/>
+        <w:sz w:val="20"/>
+      </w:rPr>
+    </w:lvl>
+  </w:abstractNum>
+  <w:abstractNum w:abstractNumId="5" w15:restartNumberingAfterBreak="0">
+    <w:nsid w:val="6C000230"/>
+    <w:multiLevelType w:val="multilevel"/>
+    <w:tmpl w:val="33047A4A"/>
+    <w:lvl w:ilvl="0">
+      <w:start w:val="1"/>
+      <w:numFmt w:val="decimal"/>
+      <w:lvlText w:val="%1."/>
+      <w:lvlJc w:val="left"/>
+      <w:pPr>
+        <w:tabs>
+          <w:tab w:val="num" w:pos="720"/>
+        </w:tabs>
+        <w:ind w:left="720" w:hanging="360"/>
+      </w:pPr>
+    </w:lvl>
+    <w:lvl w:ilvl="1">
+      <w:start w:val="1"/>
+      <w:numFmt w:val="bullet"/>
+      <w:lvlText w:val="o"/>
+      <w:lvlJc w:val="left"/>
+      <w:pPr>
+        <w:tabs>
+          <w:tab w:val="num" w:pos="1440"/>
+        </w:tabs>
+        <w:ind w:left="1440" w:hanging="360"/>
+      </w:pPr>
+      <w:rPr>
+        <w:rFonts w:ascii="Courier New" w:hAnsi="Courier New" w:hint="default"/>
+        <w:sz w:val="20"/>
+      </w:rPr>
+    </w:lvl>
+    <w:lvl w:ilvl="2" w:tentative="1">
+      <w:start w:val="1"/>
+      <w:numFmt w:val="decimal"/>
+      <w:lvlText w:val="%3."/>
+      <w:lvlJc w:val="left"/>
+      <w:pPr>
+        <w:tabs>
+          <w:tab w:val="num" w:pos="2160"/>
+        </w:tabs>
+        <w:ind w:left="2160" w:hanging="360"/>
+      </w:pPr>
+    </w:lvl>
+    <w:lvl w:ilvl="3" w:tentative="1">
+      <w:start w:val="1"/>
+      <w:numFmt w:val="decimal"/>
+      <w:lvlText w:val="%4."/>
+      <w:lvlJc w:val="left"/>
+      <w:pPr>
+        <w:tabs>
+          <w:tab w:val="num" w:pos="2880"/>
+        </w:tabs>
+        <w:ind w:left="2880" w:hanging="360"/>
+      </w:pPr>
+    </w:lvl>
+    <w:lvl w:ilvl="4" w:tentative="1">
+      <w:start w:val="1"/>
+      <w:numFmt w:val="decimal"/>
+      <w:lvlText w:val="%5."/>
+      <w:lvlJc w:val="left"/>
+      <w:pPr>
+        <w:tabs>
+          <w:tab w:val="num" w:pos="3600"/>
+        </w:tabs>
+        <w:ind w:left="3600" w:hanging="360"/>
+      </w:pPr>
+    </w:lvl>
+    <w:lvl w:ilvl="5" w:tentative="1">
+      <w:start w:val="1"/>
+      <w:numFmt w:val="decimal"/>
+      <w:lvlText w:val="%6."/>
+      <w:lvlJc w:val="left"/>
+      <w:pPr>
+        <w:tabs>
+          <w:tab w:val="num" w:pos="4320"/>
+        </w:tabs>
+        <w:ind w:left="4320" w:hanging="360"/>
+      </w:pPr>
+    </w:lvl>
+    <w:lvl w:ilvl="6" w:tentative="1">
+      <w:start w:val="1"/>
+      <w:numFmt w:val="decimal"/>
+      <w:lvlText w:val="%7."/>
+      <w:lvlJc w:val="left"/>
+      <w:pPr>
+        <w:tabs>
+          <w:tab w:val="num" w:pos="5040"/>
+        </w:tabs>
+        <w:ind w:left="5040" w:hanging="360"/>
+      </w:pPr>
+    </w:lvl>
+    <w:lvl w:ilvl="7" w:tentative="1">
+      <w:start w:val="1"/>
+      <w:numFmt w:val="decimal"/>
+      <w:lvlText w:val="%8."/>
+      <w:lvlJc w:val="left"/>
+      <w:pPr>
+        <w:tabs>
+          <w:tab w:val="num" w:pos="5760"/>
+        </w:tabs>
+        <w:ind w:left="5760" w:hanging="360"/>
+      </w:pPr>
+    </w:lvl>
+    <w:lvl w:ilvl="8" w:tentative="1">
+      <w:start w:val="1"/>
+      <w:numFmt w:val="decimal"/>
+      <w:lvlText w:val="%9."/>
+      <w:lvlJc w:val="left"/>
+      <w:pPr>
+        <w:tabs>
+          <w:tab w:val="num" w:pos="6480"/>
+        </w:tabs>
+        <w:ind w:left="6480" w:hanging="360"/>
+      </w:pPr>
+    </w:lvl>
+  </w:abstractNum>
   <w:num w:numId="1" w16cid:durableId="1655527972">
+    <w:abstractNumId w:val="3"/>
+  </w:num>
+  <w:num w:numId="2" w16cid:durableId="955481610">
     <w:abstractNumId w:val="1"/>
   </w:num>
-  <w:num w:numId="2" w16cid:durableId="955481610">
+  <w:num w:numId="3" w16cid:durableId="1937127305">
+    <w:abstractNumId w:val="5"/>
+  </w:num>
+  <w:num w:numId="4" w16cid:durableId="1236166210">
+    <w:abstractNumId w:val="2"/>
+  </w:num>
+  <w:num w:numId="5" w16cid:durableId="1878737292">
     <w:abstractNumId w:val="0"/>
+  </w:num>
+  <w:num w:numId="6" w16cid:durableId="275140232">
+    <w:abstractNumId w:val="4"/>
   </w:num>
 </w:numbering>
 </file>
@@ -1886,6 +2798,29 @@
       <w:spacing w:val="5"/>
     </w:rPr>
   </w:style>
+  <w:style w:type="character" w:styleId="Hyperlink">
+    <w:name w:val="Hyperlink"/>
+    <w:basedOn w:val="DefaultParagraphFont"/>
+    <w:uiPriority w:val="99"/>
+    <w:unhideWhenUsed/>
+    <w:rsid w:val="002544CD"/>
+    <w:rPr>
+      <w:color w:val="0563C1" w:themeColor="hyperlink"/>
+      <w:u w:val="single"/>
+    </w:rPr>
+  </w:style>
+  <w:style w:type="character" w:styleId="UnresolvedMention">
+    <w:name w:val="Unresolved Mention"/>
+    <w:basedOn w:val="DefaultParagraphFont"/>
+    <w:uiPriority w:val="99"/>
+    <w:semiHidden/>
+    <w:unhideWhenUsed/>
+    <w:rsid w:val="002544CD"/>
+    <w:rPr>
+      <w:color w:val="605E5C"/>
+      <w:shd w:val="clear" w:color="auto" w:fill="E1DFDD"/>
+    </w:rPr>
+  </w:style>
 </w:styles>
 </file>
 
